--- a/por/docx/50.content.docx
+++ b/por/docx/50.content.docx
@@ -19,7 +19,7 @@
         <w:rPr>
           <w:lang w:val="pt_PT" w:bidi="pt_PT"/>
         </w:rPr>
-        <w:t>Resource: Notas de Estudo - Introduções aos Livros (Tyndale)</w:t>
+        <w:t>Resource: Tyndale Open Study Notes</w:t>
       </w:r>
       <w:r>
         <w:rPr>
@@ -112,7 +112,7 @@
         <w:rPr>
           <w:lang w:val="pt_PT" w:bidi="pt_PT"/>
         </w:rPr>
-        <w:t>Notas de Estudo - Introduções aos Livros (Tyndale)</w:t>
+        <w:t>Tyndale Open Study Notes</w:t>
       </w:r>
     </w:p>
     <w:p>

--- a/por/docx/50.content.docx
+++ b/por/docx/50.content.docx
@@ -19,7 +19,7 @@
         <w:rPr>
           <w:lang w:val="pt_PT" w:bidi="pt_PT"/>
         </w:rPr>
-        <w:t>Resource: Tyndale Open Study Notes</w:t>
+        <w:t>Resource: Aquifer Open Study Notes (Book Intros)</w:t>
       </w:r>
       <w:r>
         <w:rPr>
@@ -112,7 +112,7 @@
         <w:rPr>
           <w:lang w:val="pt_PT" w:bidi="pt_PT"/>
         </w:rPr>
-        <w:t>Tyndale Open Study Notes</w:t>
+        <w:t>Aquifer Open Study Notes (Book Intros)</w:t>
       </w:r>
     </w:p>
     <w:p>

--- a/por/docx/50.content.docx
+++ b/por/docx/50.content.docx
@@ -272,36 +272,24 @@
         </w:rPr>
         <w:t xml:space="preserve">Filipos ouviu as boas-novas de Cristo de Paulo em sua segunda viagem missionária (por volta de 50 d.C.; veja </w:t>
       </w:r>
-      <w:hyperlink r:id="rId13">
-        <w:r>
-          <w:rPr>
-            <w:lang w:val="pt_PT" w:bidi="pt_PT"/>
-          </w:rPr>
-          <w:rPr>
-            <w:color w:val="0000EE"/>
-            <w:u w:val="single"/>
-          </w:rPr>
-          <w:t>At 16.11–40</w:t>
-        </w:r>
-      </w:hyperlink>
+      <w:r>
+        <w:rPr>
+          <w:lang w:val="pt_PT" w:bidi="pt_PT"/>
+        </w:rPr>
+        <w:t>At 16.11–40</w:t>
+      </w:r>
       <w:r>
         <w:rPr>
           <w:lang w:val="pt_PT" w:bidi="pt_PT"/>
         </w:rPr>
         <w:t>). Desde o início, houve oposição à pregação de Paulo. Durante sua breve estadia lá, ele foi preso e depois solicitado a deixar a cidade, mas não antes de um grupo de novos crentes ter sido estabelecido (</w:t>
       </w:r>
-      <w:hyperlink r:id="rId14">
-        <w:r>
-          <w:rPr>
-            <w:lang w:val="pt_PT" w:bidi="pt_PT"/>
-          </w:rPr>
-          <w:rPr>
-            <w:color w:val="0000EE"/>
-            <w:u w:val="single"/>
-          </w:rPr>
-          <w:t>At 16.35–40</w:t>
-        </w:r>
-      </w:hyperlink>
+      <w:r>
+        <w:rPr>
+          <w:lang w:val="pt_PT" w:bidi="pt_PT"/>
+        </w:rPr>
+        <w:t>At 16.35–40</w:t>
+      </w:r>
       <w:r>
         <w:rPr>
           <w:lang w:val="pt_PT" w:bidi="pt_PT"/>
@@ -322,36 +310,24 @@
         </w:rPr>
         <w:t xml:space="preserve">Cerca de seis anos depois (56~57 d.C.), em sua terceira viagem missionária, Paulo visitou Filipos novamente (veja </w:t>
       </w:r>
-      <w:hyperlink r:id="rId15">
-        <w:r>
-          <w:rPr>
-            <w:lang w:val="pt_PT" w:bidi="pt_PT"/>
-          </w:rPr>
-          <w:rPr>
-            <w:color w:val="0000EE"/>
-            <w:u w:val="single"/>
-          </w:rPr>
-          <w:t>At 20.1–6</w:t>
-        </w:r>
-      </w:hyperlink>
+      <w:r>
+        <w:rPr>
+          <w:lang w:val="pt_PT" w:bidi="pt_PT"/>
+        </w:rPr>
+        <w:t>At 20.1–6</w:t>
+      </w:r>
       <w:r>
         <w:rPr>
           <w:lang w:val="pt_PT" w:bidi="pt_PT"/>
         </w:rPr>
         <w:t xml:space="preserve">). É possível que, após essa visita, ele nunca mais tenha visto os cristãos filipenses (mas veja </w:t>
       </w:r>
-      <w:hyperlink r:id="rId16">
-        <w:r>
-          <w:rPr>
-            <w:lang w:val="pt_PT" w:bidi="pt_PT"/>
-          </w:rPr>
-          <w:rPr>
-            <w:color w:val="0000EE"/>
-            <w:u w:val="single"/>
-          </w:rPr>
-          <w:t>1Tm 1.3</w:t>
-        </w:r>
-      </w:hyperlink>
+      <w:r>
+        <w:rPr>
+          <w:lang w:val="pt_PT" w:bidi="pt_PT"/>
+        </w:rPr>
+        <w:t>1Tm 1.3</w:t>
+      </w:r>
       <w:r>
         <w:rPr>
           <w:lang w:val="pt_PT" w:bidi="pt_PT"/>
@@ -397,108 +373,72 @@
         </w:rPr>
         <w:t>Após uma breve introdução (</w:t>
       </w:r>
-      <w:hyperlink r:id="rId17">
-        <w:r>
-          <w:rPr>
-            <w:lang w:val="pt_PT" w:bidi="pt_PT"/>
-          </w:rPr>
-          <w:rPr>
-            <w:color w:val="0000EE"/>
-            <w:u w:val="single"/>
-          </w:rPr>
-          <w:t>1.1–2</w:t>
-        </w:r>
-      </w:hyperlink>
+      <w:r>
+        <w:rPr>
+          <w:lang w:val="pt_PT" w:bidi="pt_PT"/>
+        </w:rPr>
+        <w:t>1.1–2</w:t>
+      </w:r>
       <w:r>
         <w:rPr>
           <w:lang w:val="pt_PT" w:bidi="pt_PT"/>
         </w:rPr>
         <w:t>), Paulo expressa sua gratidão a Deus pelos filipenses e ora pelo crescimento espiritual deles (</w:t>
       </w:r>
-      <w:hyperlink r:id="rId18">
-        <w:r>
-          <w:rPr>
-            <w:lang w:val="pt_PT" w:bidi="pt_PT"/>
-          </w:rPr>
-          <w:rPr>
-            <w:color w:val="0000EE"/>
-            <w:u w:val="single"/>
-          </w:rPr>
-          <w:t>1.3–11</w:t>
-        </w:r>
-      </w:hyperlink>
+      <w:r>
+        <w:rPr>
+          <w:lang w:val="pt_PT" w:bidi="pt_PT"/>
+        </w:rPr>
+        <w:t>1.3–11</w:t>
+      </w:r>
       <w:r>
         <w:rPr>
           <w:lang w:val="pt_PT" w:bidi="pt_PT"/>
         </w:rPr>
         <w:t>). Ele então fala sobre sua própria experiência de prisão e como isso resultou na propagação das boas-novas (</w:t>
       </w:r>
-      <w:hyperlink r:id="rId19">
-        <w:r>
-          <w:rPr>
-            <w:lang w:val="pt_PT" w:bidi="pt_PT"/>
-          </w:rPr>
-          <w:rPr>
-            <w:color w:val="0000EE"/>
-            <w:u w:val="single"/>
-          </w:rPr>
-          <w:t>1.12–19</w:t>
-        </w:r>
-      </w:hyperlink>
+      <w:r>
+        <w:rPr>
+          <w:lang w:val="pt_PT" w:bidi="pt_PT"/>
+        </w:rPr>
+        <w:t>1.12–19</w:t>
+      </w:r>
       <w:r>
         <w:rPr>
           <w:lang w:val="pt_PT" w:bidi="pt_PT"/>
         </w:rPr>
         <w:t>). O maior desejo de Paulo é viver e morrer por Cristo, independentemente de sua situação (</w:t>
       </w:r>
-      <w:hyperlink r:id="rId20">
-        <w:r>
-          <w:rPr>
-            <w:lang w:val="pt_PT" w:bidi="pt_PT"/>
-          </w:rPr>
-          <w:rPr>
-            <w:color w:val="0000EE"/>
-            <w:u w:val="single"/>
-          </w:rPr>
-          <w:t>1.20–26</w:t>
-        </w:r>
-      </w:hyperlink>
+      <w:r>
+        <w:rPr>
+          <w:lang w:val="pt_PT" w:bidi="pt_PT"/>
+        </w:rPr>
+        <w:t>1.20–26</w:t>
+      </w:r>
       <w:r>
         <w:rPr>
           <w:lang w:val="pt_PT" w:bidi="pt_PT"/>
         </w:rPr>
         <w:t>). Os filipenses também devem ser fortes em sua fé enquanto sofrem por Cristo (</w:t>
       </w:r>
-      <w:hyperlink r:id="rId21">
-        <w:r>
-          <w:rPr>
-            <w:lang w:val="pt_PT" w:bidi="pt_PT"/>
-          </w:rPr>
-          <w:rPr>
-            <w:color w:val="0000EE"/>
-            <w:u w:val="single"/>
-          </w:rPr>
-          <w:t>1.27–30</w:t>
-        </w:r>
-      </w:hyperlink>
+      <w:r>
+        <w:rPr>
+          <w:lang w:val="pt_PT" w:bidi="pt_PT"/>
+        </w:rPr>
+        <w:t>1.27–30</w:t>
+      </w:r>
       <w:r>
         <w:rPr>
           <w:lang w:val="pt_PT" w:bidi="pt_PT"/>
         </w:rPr>
         <w:t>). Eles devem apoiar calorosamente uns aos outros, lembrando-se do exemplo de Cristo, que renunciou a tudo ao sacrificar sua vida por eles (</w:t>
       </w:r>
-      <w:hyperlink r:id="rId22">
-        <w:r>
-          <w:rPr>
-            <w:lang w:val="pt_PT" w:bidi="pt_PT"/>
-          </w:rPr>
-          <w:rPr>
-            <w:color w:val="0000EE"/>
-            <w:u w:val="single"/>
-          </w:rPr>
-          <w:t>2.1–18</w:t>
-        </w:r>
-      </w:hyperlink>
+      <w:r>
+        <w:rPr>
+          <w:lang w:val="pt_PT" w:bidi="pt_PT"/>
+        </w:rPr>
+        <w:t>2.1–18</w:t>
+      </w:r>
       <w:r>
         <w:rPr>
           <w:lang w:val="pt_PT" w:bidi="pt_PT"/>
@@ -519,18 +459,12 @@
         </w:rPr>
         <w:t>Ansioso para saber como os Filipenses estão e para contar a eles como ele está, Paulo em breve enviará Epafrodito e Timóteo a eles, ambos provaram sua disposição de sofrer por Cristo (</w:t>
       </w:r>
-      <w:hyperlink r:id="rId23">
-        <w:r>
-          <w:rPr>
-            <w:lang w:val="pt_PT" w:bidi="pt_PT"/>
-          </w:rPr>
-          <w:rPr>
-            <w:color w:val="0000EE"/>
-            <w:u w:val="single"/>
-          </w:rPr>
-          <w:t>2.19–30</w:t>
-        </w:r>
-      </w:hyperlink>
+      <w:r>
+        <w:rPr>
+          <w:lang w:val="pt_PT" w:bidi="pt_PT"/>
+        </w:rPr>
+        <w:t>2.19–30</w:t>
+      </w:r>
       <w:r>
         <w:rPr>
           <w:lang w:val="pt_PT" w:bidi="pt_PT"/>
@@ -551,54 +485,36 @@
         </w:rPr>
         <w:t>Paulo adverte os Filipenses sobre a propaganda judaico-cristã que exige a adesão à lei de Moisés (</w:t>
       </w:r>
-      <w:hyperlink r:id="rId24">
-        <w:r>
-          <w:rPr>
-            <w:lang w:val="pt_PT" w:bidi="pt_PT"/>
-          </w:rPr>
-          <w:rPr>
-            <w:color w:val="0000EE"/>
-            <w:u w:val="single"/>
-          </w:rPr>
-          <w:t>3.1–3</w:t>
-        </w:r>
-      </w:hyperlink>
+      <w:r>
+        <w:rPr>
+          <w:lang w:val="pt_PT" w:bidi="pt_PT"/>
+        </w:rPr>
+        <w:t>3.1–3</w:t>
+      </w:r>
       <w:r>
         <w:rPr>
           <w:lang w:val="pt_PT" w:bidi="pt_PT"/>
         </w:rPr>
         <w:t>). Ele relata seu modo de vida anterior, no qual estava consumido em seguir a lei. Agora ele chegou à conclusão de que a única coisa importante é conhecer Cristo, compartilhar de seu sofrimento e morte, e experimentar seu poder de ressurreição tanto agora quanto no futuro (</w:t>
       </w:r>
-      <w:hyperlink r:id="rId25">
-        <w:r>
-          <w:rPr>
-            <w:lang w:val="pt_PT" w:bidi="pt_PT"/>
-          </w:rPr>
-          <w:rPr>
-            <w:color w:val="0000EE"/>
-            <w:u w:val="single"/>
-          </w:rPr>
-          <w:t>3.4–11</w:t>
-        </w:r>
-      </w:hyperlink>
+      <w:r>
+        <w:rPr>
+          <w:lang w:val="pt_PT" w:bidi="pt_PT"/>
+        </w:rPr>
+        <w:t>3.4–11</w:t>
+      </w:r>
       <w:r>
         <w:rPr>
           <w:lang w:val="pt_PT" w:bidi="pt_PT"/>
         </w:rPr>
         <w:t>). Todos os crentes devem estar focados em buscar a vida plena em Cristo (</w:t>
       </w:r>
-      <w:hyperlink r:id="rId26">
-        <w:r>
-          <w:rPr>
-            <w:lang w:val="pt_PT" w:bidi="pt_PT"/>
-          </w:rPr>
-          <w:rPr>
-            <w:color w:val="0000EE"/>
-            <w:u w:val="single"/>
-          </w:rPr>
-          <w:t>3.12–4.1</w:t>
-        </w:r>
-      </w:hyperlink>
+      <w:r>
+        <w:rPr>
+          <w:lang w:val="pt_PT" w:bidi="pt_PT"/>
+        </w:rPr>
+        <w:t>3.12–4.1</w:t>
+      </w:r>
       <w:r>
         <w:rPr>
           <w:lang w:val="pt_PT" w:bidi="pt_PT"/>
@@ -619,54 +535,36 @@
         </w:rPr>
         <w:t>Para concluir, Paulo encoraja os filipenses a encherem suas vidas de alegria, oração e gratidão, focando suas mentes nos bons presentes de Deus, mesmo em meio à perseguição (</w:t>
       </w:r>
-      <w:hyperlink r:id="rId27">
-        <w:r>
-          <w:rPr>
-            <w:lang w:val="pt_PT" w:bidi="pt_PT"/>
-          </w:rPr>
-          <w:rPr>
-            <w:color w:val="0000EE"/>
-            <w:u w:val="single"/>
-          </w:rPr>
-          <w:t>4.2–9</w:t>
-        </w:r>
-      </w:hyperlink>
+      <w:r>
+        <w:rPr>
+          <w:lang w:val="pt_PT" w:bidi="pt_PT"/>
+        </w:rPr>
+        <w:t>4.2–9</w:t>
+      </w:r>
       <w:r>
         <w:rPr>
           <w:lang w:val="pt_PT" w:bidi="pt_PT"/>
         </w:rPr>
         <w:t>). Ele agradece pelo presente que eles enviaram e diz que aprendeu a estar contente independentemente de suas circunstâncias, sugerindo que eles também deveriam aprender a viver dessa maneira (</w:t>
       </w:r>
-      <w:hyperlink r:id="rId28">
-        <w:r>
-          <w:rPr>
-            <w:lang w:val="pt_PT" w:bidi="pt_PT"/>
-          </w:rPr>
-          <w:rPr>
-            <w:color w:val="0000EE"/>
-            <w:u w:val="single"/>
-          </w:rPr>
-          <w:t>4.1–20</w:t>
-        </w:r>
-      </w:hyperlink>
+      <w:r>
+        <w:rPr>
+          <w:lang w:val="pt_PT" w:bidi="pt_PT"/>
+        </w:rPr>
+        <w:t>4.1–20</w:t>
+      </w:r>
       <w:r>
         <w:rPr>
           <w:lang w:val="pt_PT" w:bidi="pt_PT"/>
         </w:rPr>
         <w:t>). Como de costume, Paulo termina sua carta com louvor a Deus, saudações aos crentes e uma invocação da graça do Senhor (</w:t>
       </w:r>
-      <w:hyperlink r:id="rId29">
-        <w:r>
-          <w:rPr>
-            <w:lang w:val="pt_PT" w:bidi="pt_PT"/>
-          </w:rPr>
-          <w:rPr>
-            <w:color w:val="0000EE"/>
-            <w:u w:val="single"/>
-          </w:rPr>
-          <w:t>4.21–23</w:t>
-        </w:r>
-      </w:hyperlink>
+      <w:r>
+        <w:rPr>
+          <w:lang w:val="pt_PT" w:bidi="pt_PT"/>
+        </w:rPr>
+        <w:t>4.21–23</w:t>
+      </w:r>
       <w:r>
         <w:rPr>
           <w:lang w:val="pt_PT" w:bidi="pt_PT"/>
@@ -698,36 +596,24 @@
         </w:rPr>
         <w:t xml:space="preserve">Efésios, Filipenses, Colossenses e Filemom são frequentemente chamadas de Cartas da Prisão, pois cada uma delas menciona terem sido escritas na prisão. Não há consenso sobre onde ou quando as Cartas da Prisão foram escritas. Elas têm sido tradicionalmente associadas a Roma, onde Paulo esteve em prisão domiciliar em 60–62 d.C. e depois preso por volta de 64~65 d.C. Mais recentemente, estudiosos têm argumentado a favor de Éfeso (53~56 d.C.). Durante a estadia de dois a três anos de Paulo naquela cidade, ele enfrentou muita oposição e sofrimento (veja </w:t>
       </w:r>
-      <w:hyperlink r:id="rId30">
-        <w:r>
-          <w:rPr>
-            <w:lang w:val="pt_PT" w:bidi="pt_PT"/>
-          </w:rPr>
-          <w:rPr>
-            <w:color w:val="0000EE"/>
-            <w:u w:val="single"/>
-          </w:rPr>
-          <w:t>At 19.23–41</w:t>
-        </w:r>
-      </w:hyperlink>
+      <w:r>
+        <w:rPr>
+          <w:lang w:val="pt_PT" w:bidi="pt_PT"/>
+        </w:rPr>
+        <w:t>At 19.23–41</w:t>
+      </w:r>
       <w:r>
         <w:rPr>
           <w:lang w:val="pt_PT" w:bidi="pt_PT"/>
         </w:rPr>
         <w:t xml:space="preserve">; </w:t>
       </w:r>
-      <w:hyperlink r:id="rId31">
-        <w:r>
-          <w:rPr>
-            <w:lang w:val="pt_PT" w:bidi="pt_PT"/>
-          </w:rPr>
-          <w:rPr>
-            <w:color w:val="0000EE"/>
-            <w:u w:val="single"/>
-          </w:rPr>
-          <w:t>2Co 11.23–28</w:t>
-        </w:r>
-      </w:hyperlink>
+      <w:r>
+        <w:rPr>
+          <w:lang w:val="pt_PT" w:bidi="pt_PT"/>
+        </w:rPr>
+        <w:t>2Co 11.23–28</w:t>
+      </w:r>
       <w:r>
         <w:rPr>
           <w:lang w:val="pt_PT" w:bidi="pt_PT"/>
@@ -759,36 +645,24 @@
         </w:rPr>
         <w:t xml:space="preserve">Para explicar as mudanças súbitas de conteúdo e tom na escrita (veja especialmente </w:t>
       </w:r>
-      <w:hyperlink r:id="rId32">
-        <w:r>
-          <w:rPr>
-            <w:lang w:val="pt_PT" w:bidi="pt_PT"/>
-          </w:rPr>
-          <w:rPr>
-            <w:color w:val="0000EE"/>
-            <w:u w:val="single"/>
-          </w:rPr>
-          <w:t>3.2–4.3</w:t>
-        </w:r>
-      </w:hyperlink>
+      <w:r>
+        <w:rPr>
+          <w:lang w:val="pt_PT" w:bidi="pt_PT"/>
+        </w:rPr>
+        <w:t>3.2–4.3</w:t>
+      </w:r>
       <w:r>
         <w:rPr>
           <w:lang w:val="pt_PT" w:bidi="pt_PT"/>
         </w:rPr>
         <w:t xml:space="preserve"> e </w:t>
       </w:r>
-      <w:hyperlink r:id="rId33">
-        <w:r>
-          <w:rPr>
-            <w:lang w:val="pt_PT" w:bidi="pt_PT"/>
-          </w:rPr>
-          <w:rPr>
-            <w:color w:val="0000EE"/>
-            <w:u w:val="single"/>
-          </w:rPr>
-          <w:t>4.10–20</w:t>
-        </w:r>
-      </w:hyperlink>
+      <w:r>
+        <w:rPr>
+          <w:lang w:val="pt_PT" w:bidi="pt_PT"/>
+        </w:rPr>
+        <w:t>4.10–20</w:t>
+      </w:r>
       <w:r>
         <w:rPr>
           <w:lang w:val="pt_PT" w:bidi="pt_PT"/>
@@ -834,54 +708,36 @@
         </w:rPr>
         <w:t xml:space="preserve">Embora Paulo esteja na prisão, ele não se envergonha, mas se alegra porque isso resultou em uma maior disseminação das boas-novas. Ele deseja ser ousado por Cristo, independentemente das consequências, pois sabe que é chamado para viver por Cristo e se sente privilegiado por sofrer por Cristo (veja </w:t>
       </w:r>
-      <w:hyperlink r:id="rId34">
-        <w:r>
-          <w:rPr>
-            <w:lang w:val="pt_PT" w:bidi="pt_PT"/>
-          </w:rPr>
-          <w:rPr>
-            <w:color w:val="0000EE"/>
-            <w:u w:val="single"/>
-          </w:rPr>
-          <w:t>1.12–26</w:t>
-        </w:r>
-      </w:hyperlink>
+      <w:r>
+        <w:rPr>
+          <w:lang w:val="pt_PT" w:bidi="pt_PT"/>
+        </w:rPr>
+        <w:t>1.12–26</w:t>
+      </w:r>
       <w:r>
         <w:rPr>
           <w:lang w:val="pt_PT" w:bidi="pt_PT"/>
         </w:rPr>
         <w:t>). Mesmo na prisão, Paulo pode dizer que seu desejo mais profundo é estar completamente cheio da vida de Cristo. Paulo está pronto para compartilhar do sofrimento e morte de Cristo, e está ansioso para experimentar o pleno poder da ressurreição de Cristo. Aconteça o que acontecer, ele um dia será ressuscitado dos mortos como Cristo (</w:t>
       </w:r>
-      <w:hyperlink r:id="rId35">
-        <w:r>
-          <w:rPr>
-            <w:lang w:val="pt_PT" w:bidi="pt_PT"/>
-          </w:rPr>
-          <w:rPr>
-            <w:color w:val="0000EE"/>
-            <w:u w:val="single"/>
-          </w:rPr>
-          <w:t>3.7–14</w:t>
-        </w:r>
-      </w:hyperlink>
+      <w:r>
+        <w:rPr>
+          <w:lang w:val="pt_PT" w:bidi="pt_PT"/>
+        </w:rPr>
+        <w:t>3.7–14</w:t>
+      </w:r>
       <w:r>
         <w:rPr>
           <w:lang w:val="pt_PT" w:bidi="pt_PT"/>
         </w:rPr>
         <w:t>). Enquanto isso, Paulo aprendeu a estar contente, seja qual for sua sorte na vida. Ele confia em Cristo e encontrou a força de Cristo suficiente mesmo nas situações mais difíceis (</w:t>
       </w:r>
-      <w:hyperlink r:id="rId36">
-        <w:r>
-          <w:rPr>
-            <w:lang w:val="pt_PT" w:bidi="pt_PT"/>
-          </w:rPr>
-          <w:rPr>
-            <w:color w:val="0000EE"/>
-            <w:u w:val="single"/>
-          </w:rPr>
-          <w:t>4.11–13</w:t>
-        </w:r>
-      </w:hyperlink>
+      <w:r>
+        <w:rPr>
+          <w:lang w:val="pt_PT" w:bidi="pt_PT"/>
+        </w:rPr>
+        <w:t>4.11–13</w:t>
+      </w:r>
       <w:r>
         <w:rPr>
           <w:lang w:val="pt_PT" w:bidi="pt_PT"/>
@@ -902,18 +758,12 @@
         </w:rPr>
         <w:t xml:space="preserve">Paulo exorta os Filipenses a estarem cheios de alegria no Senhor enquanto enfrentam oposição. Eles não devem se preocupar com nada, mas devem orar por todas as suas necessidades com um coração cheio de gratidão a Deus. Desta forma, eles experimentarão a profunda paz de Deus (veja </w:t>
       </w:r>
-      <w:hyperlink r:id="rId37">
-        <w:r>
-          <w:rPr>
-            <w:lang w:val="pt_PT" w:bidi="pt_PT"/>
-          </w:rPr>
-          <w:rPr>
-            <w:color w:val="0000EE"/>
-            <w:u w:val="single"/>
-          </w:rPr>
-          <w:t>4.4–9</w:t>
-        </w:r>
-      </w:hyperlink>
+      <w:r>
+        <w:rPr>
+          <w:lang w:val="pt_PT" w:bidi="pt_PT"/>
+        </w:rPr>
+        <w:t>4.4–9</w:t>
+      </w:r>
       <w:r>
         <w:rPr>
           <w:lang w:val="pt_PT" w:bidi="pt_PT"/>
